--- a/sessoes/sessao-08/DOC_S08_Sintese_Pedidos.docx
+++ b/sessoes/sessao-08/DOC_S08_Sintese_Pedidos.docx
@@ -25,7 +25,7 @@
     </w:p>
     <w:p>
       <w:r>
-        <w:t>Análise dos 15 pedidos administrativos registados no 1.º semestre, por serviço, prazo de resposta, estado e satisfação. O objetivo é apoiar a decisão da Direção sobre que serviços precisam de acompanhamento antes do próximo semestre.</w:t>
+        <w:t>Análise dos 15 pedidos administrativos registados no 1.º semestre, por serviço, prazo de resposta, estado e satisfação (escala 1-5). O objetivo é apoiar a decisão da Direção sobre que serviços precisam de acompanhamento antes do próximo semestre. No conjunto, 10 dos 15 pedidos (67%) ficaram fora do prazo.</w:t>
       </w:r>
     </w:p>
     <w:p>
@@ -33,15 +33,635 @@
         <w:pStyle w:val="Heading1"/>
       </w:pPr>
       <w:r>
-        <w:t>Principais conclusões</w:t>
+        <w:t>Indicadores por serviço</w:t>
       </w:r>
     </w:p>
+    <w:tbl>
+      <w:tblPr>
+        <w:tblStyle w:val="TableGrid"/>
+        <w:tblW w:type="auto" w:w="0"/>
+        <w:tblLook w:firstColumn="1" w:firstRow="1" w:lastColumn="0" w:lastRow="0" w:noHBand="0" w:noVBand="1" w:val="04A0"/>
+      </w:tblPr>
+      <w:tblGrid>
+        <w:gridCol w:w="1728"/>
+        <w:gridCol w:w="1728"/>
+        <w:gridCol w:w="1728"/>
+        <w:gridCol w:w="1728"/>
+        <w:gridCol w:w="1728"/>
+      </w:tblGrid>
+      <w:tr>
+        <w:tc>
+          <w:tcPr>
+            <w:tcW w:type="dxa" w:w="1728"/>
+          </w:tcPr>
+          <w:p>
+            <w:r>
+              <w:rPr>
+                <w:b/>
+              </w:rPr>
+              <w:t>Serviço</w:t>
+            </w:r>
+          </w:p>
+        </w:tc>
+        <w:tc>
+          <w:tcPr>
+            <w:tcW w:type="dxa" w:w="1728"/>
+          </w:tcPr>
+          <w:p>
+            <w:r>
+              <w:rPr>
+                <w:b/>
+              </w:rPr>
+              <w:t>Pedidos</w:t>
+            </w:r>
+          </w:p>
+        </w:tc>
+        <w:tc>
+          <w:tcPr>
+            <w:tcW w:type="dxa" w:w="1728"/>
+          </w:tcPr>
+          <w:p>
+            <w:r>
+              <w:rPr>
+                <w:b/>
+              </w:rPr>
+              <w:t>Fora do prazo</w:t>
+            </w:r>
+          </w:p>
+        </w:tc>
+        <w:tc>
+          <w:tcPr>
+            <w:tcW w:type="dxa" w:w="1728"/>
+          </w:tcPr>
+          <w:p>
+            <w:r>
+              <w:rPr>
+                <w:b/>
+              </w:rPr>
+              <w:t>% fora</w:t>
+            </w:r>
+          </w:p>
+        </w:tc>
+        <w:tc>
+          <w:tcPr>
+            <w:tcW w:type="dxa" w:w="1728"/>
+          </w:tcPr>
+          <w:p>
+            <w:r>
+              <w:rPr>
+                <w:b/>
+              </w:rPr>
+              <w:t>Satisfação média</w:t>
+            </w:r>
+          </w:p>
+        </w:tc>
+      </w:tr>
+      <w:tr>
+        <w:tc>
+          <w:tcPr>
+            <w:tcW w:type="dxa" w:w="1728"/>
+          </w:tcPr>
+          <w:p>
+            <w:r>
+              <w:t>Ação Social</w:t>
+            </w:r>
+          </w:p>
+        </w:tc>
+        <w:tc>
+          <w:tcPr>
+            <w:tcW w:type="dxa" w:w="1728"/>
+          </w:tcPr>
+          <w:p>
+            <w:r>
+              <w:t>3</w:t>
+            </w:r>
+          </w:p>
+        </w:tc>
+        <w:tc>
+          <w:tcPr>
+            <w:tcW w:type="dxa" w:w="1728"/>
+          </w:tcPr>
+          <w:p>
+            <w:r>
+              <w:t>3</w:t>
+            </w:r>
+          </w:p>
+        </w:tc>
+        <w:tc>
+          <w:tcPr>
+            <w:tcW w:type="dxa" w:w="1728"/>
+          </w:tcPr>
+          <w:p>
+            <w:r>
+              <w:t>100%</w:t>
+            </w:r>
+          </w:p>
+        </w:tc>
+        <w:tc>
+          <w:tcPr>
+            <w:tcW w:type="dxa" w:w="1728"/>
+          </w:tcPr>
+          <w:p>
+            <w:r>
+              <w:t>2.7</w:t>
+            </w:r>
+          </w:p>
+        </w:tc>
+      </w:tr>
+      <w:tr>
+        <w:tc>
+          <w:tcPr>
+            <w:tcW w:type="dxa" w:w="1728"/>
+          </w:tcPr>
+          <w:p>
+            <w:r>
+              <w:t>Contratação Pública</w:t>
+            </w:r>
+          </w:p>
+        </w:tc>
+        <w:tc>
+          <w:tcPr>
+            <w:tcW w:type="dxa" w:w="1728"/>
+          </w:tcPr>
+          <w:p>
+            <w:r>
+              <w:t>1</w:t>
+            </w:r>
+          </w:p>
+        </w:tc>
+        <w:tc>
+          <w:tcPr>
+            <w:tcW w:type="dxa" w:w="1728"/>
+          </w:tcPr>
+          <w:p>
+            <w:r>
+              <w:t>1</w:t>
+            </w:r>
+          </w:p>
+        </w:tc>
+        <w:tc>
+          <w:tcPr>
+            <w:tcW w:type="dxa" w:w="1728"/>
+          </w:tcPr>
+          <w:p>
+            <w:r>
+              <w:t>100%</w:t>
+            </w:r>
+          </w:p>
+        </w:tc>
+        <w:tc>
+          <w:tcPr>
+            <w:tcW w:type="dxa" w:w="1728"/>
+          </w:tcPr>
+          <w:p>
+            <w:r>
+              <w:t>3.0</w:t>
+            </w:r>
+          </w:p>
+        </w:tc>
+      </w:tr>
+      <w:tr>
+        <w:tc>
+          <w:tcPr>
+            <w:tcW w:type="dxa" w:w="1728"/>
+          </w:tcPr>
+          <w:p>
+            <w:r>
+              <w:t>Serviços Financeiros</w:t>
+            </w:r>
+          </w:p>
+        </w:tc>
+        <w:tc>
+          <w:tcPr>
+            <w:tcW w:type="dxa" w:w="1728"/>
+          </w:tcPr>
+          <w:p>
+            <w:r>
+              <w:t>3</w:t>
+            </w:r>
+          </w:p>
+        </w:tc>
+        <w:tc>
+          <w:tcPr>
+            <w:tcW w:type="dxa" w:w="1728"/>
+          </w:tcPr>
+          <w:p>
+            <w:r>
+              <w:t>2</w:t>
+            </w:r>
+          </w:p>
+        </w:tc>
+        <w:tc>
+          <w:tcPr>
+            <w:tcW w:type="dxa" w:w="1728"/>
+          </w:tcPr>
+          <w:p>
+            <w:r>
+              <w:t>67%</w:t>
+            </w:r>
+          </w:p>
+        </w:tc>
+        <w:tc>
+          <w:tcPr>
+            <w:tcW w:type="dxa" w:w="1728"/>
+          </w:tcPr>
+          <w:p>
+            <w:r>
+              <w:t>2.3</w:t>
+            </w:r>
+          </w:p>
+        </w:tc>
+      </w:tr>
+      <w:tr>
+        <w:tc>
+          <w:tcPr>
+            <w:tcW w:type="dxa" w:w="1728"/>
+          </w:tcPr>
+          <w:p>
+            <w:r>
+              <w:t>Serviços Académicos</w:t>
+            </w:r>
+          </w:p>
+        </w:tc>
+        <w:tc>
+          <w:tcPr>
+            <w:tcW w:type="dxa" w:w="1728"/>
+          </w:tcPr>
+          <w:p>
+            <w:r>
+              <w:t>4</w:t>
+            </w:r>
+          </w:p>
+        </w:tc>
+        <w:tc>
+          <w:tcPr>
+            <w:tcW w:type="dxa" w:w="1728"/>
+          </w:tcPr>
+          <w:p>
+            <w:r>
+              <w:t>2</w:t>
+            </w:r>
+          </w:p>
+        </w:tc>
+        <w:tc>
+          <w:tcPr>
+            <w:tcW w:type="dxa" w:w="1728"/>
+          </w:tcPr>
+          <w:p>
+            <w:r>
+              <w:t>50%</w:t>
+            </w:r>
+          </w:p>
+        </w:tc>
+        <w:tc>
+          <w:tcPr>
+            <w:tcW w:type="dxa" w:w="1728"/>
+          </w:tcPr>
+          <w:p>
+            <w:r>
+              <w:t>3.5</w:t>
+            </w:r>
+          </w:p>
+        </w:tc>
+      </w:tr>
+      <w:tr>
+        <w:tc>
+          <w:tcPr>
+            <w:tcW w:type="dxa" w:w="1728"/>
+          </w:tcPr>
+          <w:p>
+            <w:r>
+              <w:t>Recursos Humanos</w:t>
+            </w:r>
+          </w:p>
+        </w:tc>
+        <w:tc>
+          <w:tcPr>
+            <w:tcW w:type="dxa" w:w="1728"/>
+          </w:tcPr>
+          <w:p>
+            <w:r>
+              <w:t>2</w:t>
+            </w:r>
+          </w:p>
+        </w:tc>
+        <w:tc>
+          <w:tcPr>
+            <w:tcW w:type="dxa" w:w="1728"/>
+          </w:tcPr>
+          <w:p>
+            <w:r>
+              <w:t>1</w:t>
+            </w:r>
+          </w:p>
+        </w:tc>
+        <w:tc>
+          <w:tcPr>
+            <w:tcW w:type="dxa" w:w="1728"/>
+          </w:tcPr>
+          <w:p>
+            <w:r>
+              <w:t>50%</w:t>
+            </w:r>
+          </w:p>
+        </w:tc>
+        <w:tc>
+          <w:tcPr>
+            <w:tcW w:type="dxa" w:w="1728"/>
+          </w:tcPr>
+          <w:p>
+            <w:r>
+              <w:t>3.5</w:t>
+            </w:r>
+          </w:p>
+        </w:tc>
+      </w:tr>
+      <w:tr>
+        <w:tc>
+          <w:tcPr>
+            <w:tcW w:type="dxa" w:w="1728"/>
+          </w:tcPr>
+          <w:p>
+            <w:r>
+              <w:t>Gabinete de Qualidade</w:t>
+            </w:r>
+          </w:p>
+        </w:tc>
+        <w:tc>
+          <w:tcPr>
+            <w:tcW w:type="dxa" w:w="1728"/>
+          </w:tcPr>
+          <w:p>
+            <w:r>
+              <w:t>2</w:t>
+            </w:r>
+          </w:p>
+        </w:tc>
+        <w:tc>
+          <w:tcPr>
+            <w:tcW w:type="dxa" w:w="1728"/>
+          </w:tcPr>
+          <w:p>
+            <w:r>
+              <w:t>1</w:t>
+            </w:r>
+          </w:p>
+        </w:tc>
+        <w:tc>
+          <w:tcPr>
+            <w:tcW w:type="dxa" w:w="1728"/>
+          </w:tcPr>
+          <w:p>
+            <w:r>
+              <w:t>50%</w:t>
+            </w:r>
+          </w:p>
+        </w:tc>
+        <w:tc>
+          <w:tcPr>
+            <w:tcW w:type="dxa" w:w="1728"/>
+          </w:tcPr>
+          <w:p>
+            <w:r>
+              <w:t>3.5</w:t>
+            </w:r>
+          </w:p>
+        </w:tc>
+      </w:tr>
+    </w:tbl>
     <w:p>
       <w:pPr>
-        <w:pStyle w:val="ListBullet"/>
+        <w:pStyle w:val="Heading1"/>
       </w:pPr>
       <w:r>
-        <w:t>No conjunto, 10 dos 15 pedidos (67%) ficaram fora do prazo.</w:t>
+        <w:t>Casos críticos (em curso, fora do prazo, satisfação baixa)</w:t>
+      </w:r>
+    </w:p>
+    <w:tbl>
+      <w:tblPr>
+        <w:tblStyle w:val="TableGrid"/>
+        <w:tblW w:type="auto" w:w="0"/>
+        <w:tblLook w:firstColumn="1" w:firstRow="1" w:lastColumn="0" w:lastRow="0" w:noHBand="0" w:noVBand="1" w:val="04A0"/>
+      </w:tblPr>
+      <w:tblGrid>
+        <w:gridCol w:w="1440"/>
+        <w:gridCol w:w="1440"/>
+        <w:gridCol w:w="1440"/>
+        <w:gridCol w:w="1440"/>
+        <w:gridCol w:w="1440"/>
+        <w:gridCol w:w="1440"/>
+      </w:tblGrid>
+      <w:tr>
+        <w:tc>
+          <w:tcPr>
+            <w:tcW w:type="dxa" w:w="1440"/>
+          </w:tcPr>
+          <w:p>
+            <w:r>
+              <w:rPr>
+                <w:b/>
+              </w:rPr>
+              <w:t>Pedido</w:t>
+            </w:r>
+          </w:p>
+        </w:tc>
+        <w:tc>
+          <w:tcPr>
+            <w:tcW w:type="dxa" w:w="1440"/>
+          </w:tcPr>
+          <w:p>
+            <w:r>
+              <w:rPr>
+                <w:b/>
+              </w:rPr>
+              <w:t>Serviço</w:t>
+            </w:r>
+          </w:p>
+        </w:tc>
+        <w:tc>
+          <w:tcPr>
+            <w:tcW w:type="dxa" w:w="1440"/>
+          </w:tcPr>
+          <w:p>
+            <w:r>
+              <w:rPr>
+                <w:b/>
+              </w:rPr>
+              <w:t>Tipo</w:t>
+            </w:r>
+          </w:p>
+        </w:tc>
+        <w:tc>
+          <w:tcPr>
+            <w:tcW w:type="dxa" w:w="1440"/>
+          </w:tcPr>
+          <w:p>
+            <w:r>
+              <w:rPr>
+                <w:b/>
+              </w:rPr>
+              <w:t>Dias</w:t>
+            </w:r>
+          </w:p>
+        </w:tc>
+        <w:tc>
+          <w:tcPr>
+            <w:tcW w:type="dxa" w:w="1440"/>
+          </w:tcPr>
+          <w:p>
+            <w:r>
+              <w:rPr>
+                <w:b/>
+              </w:rPr>
+              <w:t>Prazo</w:t>
+            </w:r>
+          </w:p>
+        </w:tc>
+        <w:tc>
+          <w:tcPr>
+            <w:tcW w:type="dxa" w:w="1440"/>
+          </w:tcPr>
+          <w:p>
+            <w:r>
+              <w:rPr>
+                <w:b/>
+              </w:rPr>
+              <w:t>Satisfação</w:t>
+            </w:r>
+          </w:p>
+        </w:tc>
+      </w:tr>
+      <w:tr>
+        <w:tc>
+          <w:tcPr>
+            <w:tcW w:type="dxa" w:w="1440"/>
+          </w:tcPr>
+          <w:p>
+            <w:r>
+              <w:t>11</w:t>
+            </w:r>
+          </w:p>
+        </w:tc>
+        <w:tc>
+          <w:tcPr>
+            <w:tcW w:type="dxa" w:w="1440"/>
+          </w:tcPr>
+          <w:p>
+            <w:r>
+              <w:t>Serviços Académicos</w:t>
+            </w:r>
+          </w:p>
+        </w:tc>
+        <w:tc>
+          <w:tcPr>
+            <w:tcW w:type="dxa" w:w="1440"/>
+          </w:tcPr>
+          <w:p>
+            <w:r>
+              <w:t>Pedido de equivalência</w:t>
+            </w:r>
+          </w:p>
+        </w:tc>
+        <w:tc>
+          <w:tcPr>
+            <w:tcW w:type="dxa" w:w="1440"/>
+          </w:tcPr>
+          <w:p>
+            <w:r>
+              <w:t>25</w:t>
+            </w:r>
+          </w:p>
+        </w:tc>
+        <w:tc>
+          <w:tcPr>
+            <w:tcW w:type="dxa" w:w="1440"/>
+          </w:tcPr>
+          <w:p>
+            <w:r>
+              <w:t>20</w:t>
+            </w:r>
+          </w:p>
+        </w:tc>
+        <w:tc>
+          <w:tcPr>
+            <w:tcW w:type="dxa" w:w="1440"/>
+          </w:tcPr>
+          <w:p>
+            <w:r>
+              <w:t>2</w:t>
+            </w:r>
+          </w:p>
+        </w:tc>
+      </w:tr>
+      <w:tr>
+        <w:tc>
+          <w:tcPr>
+            <w:tcW w:type="dxa" w:w="1440"/>
+          </w:tcPr>
+          <w:p>
+            <w:r>
+              <w:t>14</w:t>
+            </w:r>
+          </w:p>
+        </w:tc>
+        <w:tc>
+          <w:tcPr>
+            <w:tcW w:type="dxa" w:w="1440"/>
+          </w:tcPr>
+          <w:p>
+            <w:r>
+              <w:t>Serviços Financeiros</w:t>
+            </w:r>
+          </w:p>
+        </w:tc>
+        <w:tc>
+          <w:tcPr>
+            <w:tcW w:type="dxa" w:w="1440"/>
+          </w:tcPr>
+          <w:p>
+            <w:r>
+              <w:t>Regularização de propina</w:t>
+            </w:r>
+          </w:p>
+        </w:tc>
+        <w:tc>
+          <w:tcPr>
+            <w:tcW w:type="dxa" w:w="1440"/>
+          </w:tcPr>
+          <w:p>
+            <w:r>
+              <w:t>14</w:t>
+            </w:r>
+          </w:p>
+        </w:tc>
+        <w:tc>
+          <w:tcPr>
+            <w:tcW w:type="dxa" w:w="1440"/>
+          </w:tcPr>
+          <w:p>
+            <w:r>
+              <w:t>5</w:t>
+            </w:r>
+          </w:p>
+        </w:tc>
+        <w:tc>
+          <w:tcPr>
+            <w:tcW w:type="dxa" w:w="1440"/>
+          </w:tcPr>
+          <w:p>
+            <w:r>
+              <w:t>1</w:t>
+            </w:r>
+          </w:p>
+        </w:tc>
+      </w:tr>
+    </w:tbl>
+    <w:p>
+      <w:pPr>
+        <w:pStyle w:val="Heading1"/>
+      </w:pPr>
+      <w:r>
+        <w:t>Principais conclusões</w:t>
       </w:r>
     </w:p>
     <w:p>
@@ -57,7 +677,7 @@
         <w:pStyle w:val="ListBullet"/>
       </w:pPr>
       <w:r>
-        <w:t>Os Serviços Financeiros surgem a seguir, em regularizações de propina.</w:t>
+        <w:t>Os Serviços Financeiros seguem-se, em regularizações de propina.</w:t>
       </w:r>
     </w:p>
     <w:p>
@@ -81,7 +701,7 @@
         <w:pStyle w:val="ListBullet"/>
       </w:pPr>
       <w:r>
-        <w:t>Dois casos críticos, em curso e fora do prazo, com satisfação baixa: um pedido de equivalência (Serviços Académicos, 25 dias para um prazo de 20) e uma regularização de propina (Serviços Financeiros, 14 dias para um prazo de 5).</w:t>
+        <w:t>Dois casos críticos, em curso e fora do prazo, com satisfação baixa (ver tabela).</w:t>
       </w:r>
     </w:p>
     <w:p>
